--- a/Teacher Resources (Start Here)/15_STARLAB_AI_Use_Policy.docx
+++ b/Teacher Resources (Start Here)/15_STARLAB_AI_Use_Policy.docx
@@ -2781,7 +2781,7 @@
         <w:rPr>
           <w:rFonts w:ascii="Arial" w:hAnsi="Arial"/>
         </w:rPr>
-        <w:t>Place this document in the teacher portal under Teacher Start Here, Project Approval and Safety, and Student Policies.</w:t>
+        <w:t>Place this document in the teacher portal under Start Here, Project Approval and Safety, and Student Policies.</w:t>
       </w:r>
     </w:p>
     <w:p>
